--- a/fra/docx/021.content.docx
+++ b/fra/docx/021.content.docx
@@ -304,6 +304,66 @@
           <w:lang w:val="fr_FR" w:bidi="fr_FR"/>
         </w:rPr>
         <w:t>).</w:t>
+      </w:r>
+      <w:r>
+        <w:rPr>
+          <w:lang w:val="fr_FR" w:bidi="fr_FR"/>
+        </w:rPr>
+      </w:r>
+      <w:r>
+        <w:rPr>
+          <w:lang w:val="fr_FR" w:bidi="fr_FR"/>
+        </w:rPr>
+      </w:r>
+    </w:p>
+    <w:p>
+      <w:pPr/>
+      <w:r>
+        <w:rPr>
+          <w:lang w:val="fr_FR" w:bidi="fr_FR"/>
+        </w:rPr>
+      </w:r>
+    </w:p>
+    <w:p>
+      <w:pPr>
+        <w:pStyle w:val="Heading2"/>
+      </w:pPr>
+      <w:r>
+        <w:rPr>
+          <w:lang w:val="fr_FR" w:bidi="fr_FR"/>
+        </w:rPr>
+        <w:t>Ulaï</w:t>
+      </w:r>
+      <w:r>
+        <w:rPr>
+          <w:lang w:val="fr_FR" w:bidi="fr_FR"/>
+        </w:rPr>
+      </w:r>
+    </w:p>
+    <w:p>
+      <w:pPr/>
+      <w:r>
+        <w:rPr>
+          <w:lang w:val="fr_FR" w:bidi="fr_FR"/>
+        </w:rPr>
+      </w:r>
+      <w:r>
+        <w:rPr>
+          <w:lang w:val="fr_FR" w:bidi="fr_FR"/>
+        </w:rPr>
+        <w:t>Fleuve situé près de Suse, capitale de la Perse, où Daniel reçoit une vision concernant la fin des temps (</w:t>
+      </w:r>
+      <w:r>
+        <w:rPr>
+          <w:lang w:val="fr_FR" w:bidi="fr_FR"/>
+        </w:rPr>
+        <w:t>Dn 8.2–16</w:t>
+      </w:r>
+      <w:r>
+        <w:rPr>
+          <w:lang w:val="fr_FR" w:bidi="fr_FR"/>
+        </w:rPr>
+        <w:t>). Il s’agit probablement du même fleuve que l’Eulaeus (ou Eulaeos), décrit par des géographes grecs et romains comme un cours d’eau coulant à l’ouest de la citadelle de Suse.</w:t>
       </w:r>
       <w:r>
         <w:rPr>
